--- a/docs/sources/INJ-FRD-REM-01/document.docx
+++ b/docs/sources/INJ-FRD-REM-01/document.docx
@@ -5234,7 +5234,7 @@
           <w:szCs w:val="20"/>
           <w:rtl/>
         </w:rPr>
-        <w:t xml:space="preserve">ولذلك تحمل هذه الوثيقةُ تسعةً وخمسين متطلبَ إصلاحٍ وضابطًا في ثمانيةِ مجالات — وليست كلُّها ذريةً وظيفيةً بالمعنى الحرفيّ، لكلٍّ منها أربعةٌ وعشرون حقلًا في الدفترِ المرافق — ومنها أربعةٌ لا يُقبل متطلبٌ بدونها: السلوكُ المطلوب · والسلوكُ عندَ الفشل · والاختبارُ السالب · ومعيارُ قبولٍ يُعاد تشغيلُه أمرًا.</w:t>
+        <w:t xml:space="preserve">ولذلك تحمل هذه الوثيقةُ واحدًا وستين متطلبَ إصلاحٍ وضابطًا في ثمانيةِ مجالات — وليست كلُّها ذريةً وظيفيةً بالمعنى الحرفيّ، لكلٍّ منها أربعةٌ وعشرون حقلًا في الدفترِ المرافق — ومنها أربعةٌ لا يُقبل متطلبٌ بدونها: السلوكُ المطلوب · والسلوكُ عندَ الفشل · والاختبارُ السالب · ومعيارُ قبولٍ يُعاد تشغيلُه أمرًا.</w:t>
       </w:r>
     </w:p>
     <w:p>
@@ -5493,7 +5493,7 @@
                 <w:szCs w:val="16"/>
                 <w:rtl/>
               </w:rPr>
-              <w:t xml:space="preserve">٥٩</w:t>
+              <w:t xml:space="preserve">٦١</w:t>
             </w:r>
           </w:p>
         </w:tc>
@@ -5828,7 +5828,7 @@
                 <w:szCs w:val="16"/>
                 <w:rtl/>
               </w:rPr>
-              <w:t xml:space="preserve">٥٩</w:t>
+              <w:t xml:space="preserve">٦١</w:t>
             </w:r>
           </w:p>
         </w:tc>
